--- a/03_Team_Work/Team5/Milestone_4_Interfaces_and_Data_Structures/IC_Done/M4_ES_Team5_API_Table_Push_Notification_Gateway_1.12.3.docx
+++ b/03_Team_Work/Team5/Milestone_4_Interfaces_and_Data_Structures/IC_Done/M4_ES_Team5_API_Table_Push_Notification_Gateway_1.12.3.docx
@@ -20,7 +20,37 @@
           <w:sz w:val="27"/>
           <w:szCs w:val="27"/>
         </w:rPr>
-        <w:t>1.12.3-Push Notification Gateway</w:t>
+        <w:t>1.12.3-</w:t>
+      </w:r>
+      <w:r>
+        <w:rPr>
+          <w:rFonts w:ascii="Arial" w:hAnsi="Arial" w:cs="Arial"/>
+          <w:b/>
+          <w:bCs/>
+          <w:sz w:val="27"/>
+          <w:szCs w:val="27"/>
+        </w:rPr>
+        <w:t>API</w:t>
+      </w:r>
+      <w:r>
+        <w:rPr>
+          <w:rFonts w:ascii="Arial" w:hAnsi="Arial" w:cs="Arial"/>
+          <w:b/>
+          <w:bCs/>
+          <w:sz w:val="27"/>
+          <w:szCs w:val="27"/>
+        </w:rPr>
+        <w:t>PushNotificationGateway</w:t>
+      </w:r>
+      <w:r>
+        <w:rPr>
+          <w:rFonts w:ascii="Arial" w:hAnsi="Arial" w:cs="Arial"/>
+          <w:b/>
+          <w:bCs/>
+          <w:sz w:val="27"/>
+          <w:szCs w:val="27"/>
+        </w:rPr>
+        <w:t>Request</w:t>
       </w:r>
     </w:p>
     <w:tbl>
@@ -276,7 +306,15 @@
                 <w:sz w:val="22"/>
                 <w:lang w:eastAsia="en-US"/>
               </w:rPr>
-              <w:t>String (array)</w:t>
+              <w:t>String</w:t>
+            </w:r>
+            <w:r>
+              <w:rPr>
+                <w:rFonts w:ascii="Arial" w:eastAsia="Times New Roman" w:hAnsi="Arial" w:cs="Arial"/>
+                <w:sz w:val="22"/>
+                <w:lang w:eastAsia="en-US"/>
+              </w:rPr>
+              <w:t>[]</w:t>
             </w:r>
           </w:p>
         </w:tc>
@@ -705,6 +743,787 @@
                 <w:lang w:eastAsia="en-US"/>
               </w:rPr>
               <w:t>Autocomplete data for personalization</w:t>
+            </w:r>
+          </w:p>
+        </w:tc>
+      </w:tr>
+    </w:tbl>
+    <w:p/>
+    <w:p>
+      <w:pPr>
+        <w:rPr>
+          <w:rFonts w:ascii="Arial" w:hAnsi="Arial" w:cs="Arial"/>
+          <w:b/>
+          <w:bCs/>
+          <w:sz w:val="27"/>
+          <w:szCs w:val="27"/>
+        </w:rPr>
+      </w:pPr>
+      <w:r>
+        <w:rPr>
+          <w:rFonts w:ascii="Arial" w:hAnsi="Arial" w:cs="Arial"/>
+          <w:b/>
+          <w:bCs/>
+          <w:sz w:val="27"/>
+          <w:szCs w:val="27"/>
+        </w:rPr>
+        <w:t>1.12.3-</w:t>
+      </w:r>
+      <w:r>
+        <w:rPr>
+          <w:rFonts w:ascii="Arial" w:hAnsi="Arial" w:cs="Arial"/>
+          <w:b/>
+          <w:bCs/>
+          <w:sz w:val="27"/>
+          <w:szCs w:val="27"/>
+        </w:rPr>
+        <w:t>API</w:t>
+      </w:r>
+      <w:r>
+        <w:rPr>
+          <w:rFonts w:ascii="Arial" w:hAnsi="Arial" w:cs="Arial"/>
+          <w:b/>
+          <w:bCs/>
+          <w:sz w:val="27"/>
+          <w:szCs w:val="27"/>
+        </w:rPr>
+        <w:t>PushNotificationGateway</w:t>
+      </w:r>
+      <w:r>
+        <w:rPr>
+          <w:rFonts w:ascii="Arial" w:hAnsi="Arial" w:cs="Arial"/>
+          <w:b/>
+          <w:bCs/>
+          <w:sz w:val="27"/>
+          <w:szCs w:val="27"/>
+        </w:rPr>
+        <w:t>Re</w:t>
+      </w:r>
+      <w:r>
+        <w:rPr>
+          <w:rFonts w:ascii="Arial" w:hAnsi="Arial" w:cs="Arial"/>
+          <w:b/>
+          <w:bCs/>
+          <w:sz w:val="27"/>
+          <w:szCs w:val="27"/>
+        </w:rPr>
+        <w:t>sponse</w:t>
+      </w:r>
+    </w:p>
+    <w:tbl>
+      <w:tblPr>
+        <w:tblStyle w:val="GridTable4"/>
+        <w:tblW w:w="9360" w:type="dxa"/>
+        <w:tblLook w:val="04A0" w:firstRow="1" w:lastRow="0" w:firstColumn="1" w:lastColumn="0" w:noHBand="0" w:noVBand="1"/>
+      </w:tblPr>
+      <w:tblGrid>
+        <w:gridCol w:w="2210"/>
+        <w:gridCol w:w="1403"/>
+        <w:gridCol w:w="1577"/>
+        <w:gridCol w:w="4170"/>
+      </w:tblGrid>
+      <w:tr>
+        <w:trPr>
+          <w:cnfStyle w:val="100000000000" w:firstRow="1" w:lastRow="0" w:firstColumn="0" w:lastColumn="0" w:oddVBand="0" w:evenVBand="0" w:oddHBand="0" w:evenHBand="0" w:firstRowFirstColumn="0" w:firstRowLastColumn="0" w:lastRowFirstColumn="0" w:lastRowLastColumn="0"/>
+        </w:trPr>
+        <w:tc>
+          <w:tcPr>
+            <w:cnfStyle w:val="001000000000" w:firstRow="0" w:lastRow="0" w:firstColumn="1" w:lastColumn="0" w:oddVBand="0" w:evenVBand="0" w:oddHBand="0" w:evenHBand="0" w:firstRowFirstColumn="0" w:firstRowLastColumn="0" w:lastRowFirstColumn="0" w:lastRowLastColumn="0"/>
+            <w:tcW w:w="0" w:type="auto"/>
+            <w:hideMark/>
+          </w:tcPr>
+          <w:p>
+            <w:pPr>
+              <w:jc w:val="center"/>
+              <w:rPr>
+                <w:rFonts w:ascii="Arial" w:eastAsia="Times New Roman" w:hAnsi="Arial" w:cs="Arial"/>
+                <w:lang w:eastAsia="en-US"/>
+              </w:rPr>
+            </w:pPr>
+            <w:r>
+              <w:rPr>
+                <w:rFonts w:ascii="Arial" w:eastAsia="Times New Roman" w:hAnsi="Arial" w:cs="Arial"/>
+                <w:lang w:eastAsia="en-US"/>
+              </w:rPr>
+              <w:t>Field</w:t>
+            </w:r>
+          </w:p>
+        </w:tc>
+        <w:tc>
+          <w:tcPr>
+            <w:tcW w:w="0" w:type="auto"/>
+            <w:hideMark/>
+          </w:tcPr>
+          <w:p>
+            <w:pPr>
+              <w:jc w:val="center"/>
+              <w:cnfStyle w:val="100000000000" w:firstRow="1" w:lastRow="0" w:firstColumn="0" w:lastColumn="0" w:oddVBand="0" w:evenVBand="0" w:oddHBand="0" w:evenHBand="0" w:firstRowFirstColumn="0" w:firstRowLastColumn="0" w:lastRowFirstColumn="0" w:lastRowLastColumn="0"/>
+              <w:rPr>
+                <w:rFonts w:ascii="Arial" w:eastAsia="Times New Roman" w:hAnsi="Arial" w:cs="Arial"/>
+                <w:lang w:eastAsia="en-US"/>
+              </w:rPr>
+            </w:pPr>
+            <w:r>
+              <w:rPr>
+                <w:rFonts w:ascii="Arial" w:eastAsia="Times New Roman" w:hAnsi="Arial" w:cs="Arial"/>
+                <w:lang w:eastAsia="en-US"/>
+              </w:rPr>
+              <w:t>Data Type</w:t>
+            </w:r>
+          </w:p>
+        </w:tc>
+        <w:tc>
+          <w:tcPr>
+            <w:tcW w:w="0" w:type="auto"/>
+            <w:hideMark/>
+          </w:tcPr>
+          <w:p>
+            <w:pPr>
+              <w:jc w:val="center"/>
+              <w:cnfStyle w:val="100000000000" w:firstRow="1" w:lastRow="0" w:firstColumn="0" w:lastColumn="0" w:oddVBand="0" w:evenVBand="0" w:oddHBand="0" w:evenHBand="0" w:firstRowFirstColumn="0" w:firstRowLastColumn="0" w:lastRowFirstColumn="0" w:lastRowLastColumn="0"/>
+              <w:rPr>
+                <w:rFonts w:ascii="Arial" w:eastAsia="Times New Roman" w:hAnsi="Arial" w:cs="Arial"/>
+                <w:lang w:eastAsia="en-US"/>
+              </w:rPr>
+            </w:pPr>
+            <w:r>
+              <w:rPr>
+                <w:rFonts w:ascii="Arial" w:eastAsia="Times New Roman" w:hAnsi="Arial" w:cs="Arial"/>
+                <w:lang w:eastAsia="en-US"/>
+              </w:rPr>
+              <w:t>Required</w:t>
+            </w:r>
+          </w:p>
+        </w:tc>
+        <w:tc>
+          <w:tcPr>
+            <w:tcW w:w="0" w:type="auto"/>
+            <w:hideMark/>
+          </w:tcPr>
+          <w:p>
+            <w:pPr>
+              <w:jc w:val="center"/>
+              <w:cnfStyle w:val="100000000000" w:firstRow="1" w:lastRow="0" w:firstColumn="0" w:lastColumn="0" w:oddVBand="0" w:evenVBand="0" w:oddHBand="0" w:evenHBand="0" w:firstRowFirstColumn="0" w:firstRowLastColumn="0" w:lastRowFirstColumn="0" w:lastRowLastColumn="0"/>
+              <w:rPr>
+                <w:rFonts w:ascii="Arial" w:eastAsia="Times New Roman" w:hAnsi="Arial" w:cs="Arial"/>
+                <w:lang w:eastAsia="en-US"/>
+              </w:rPr>
+            </w:pPr>
+            <w:r>
+              <w:rPr>
+                <w:rFonts w:ascii="Arial" w:eastAsia="Times New Roman" w:hAnsi="Arial" w:cs="Arial"/>
+                <w:lang w:eastAsia="en-US"/>
+              </w:rPr>
+              <w:t>Description</w:t>
+            </w:r>
+          </w:p>
+        </w:tc>
+      </w:tr>
+      <w:tr>
+        <w:trPr>
+          <w:cnfStyle w:val="000000100000" w:firstRow="0" w:lastRow="0" w:firstColumn="0" w:lastColumn="0" w:oddVBand="0" w:evenVBand="0" w:oddHBand="1" w:evenHBand="0" w:firstRowFirstColumn="0" w:firstRowLastColumn="0" w:lastRowFirstColumn="0" w:lastRowLastColumn="0"/>
+        </w:trPr>
+        <w:tc>
+          <w:tcPr>
+            <w:cnfStyle w:val="001000000000" w:firstRow="0" w:lastRow="0" w:firstColumn="1" w:lastColumn="0" w:oddVBand="0" w:evenVBand="0" w:oddHBand="0" w:evenHBand="0" w:firstRowFirstColumn="0" w:firstRowLastColumn="0" w:lastRowFirstColumn="0" w:lastRowLastColumn="0"/>
+            <w:tcW w:w="0" w:type="auto"/>
+            <w:hideMark/>
+          </w:tcPr>
+          <w:p>
+            <w:pPr>
+              <w:rPr>
+                <w:rFonts w:ascii="Arial" w:eastAsia="Times New Roman" w:hAnsi="Arial" w:cs="Arial"/>
+                <w:sz w:val="22"/>
+                <w:lang w:eastAsia="en-US"/>
+              </w:rPr>
+            </w:pPr>
+            <w:r>
+              <w:rPr>
+                <w:rFonts w:ascii="Arial" w:eastAsia="Times New Roman" w:hAnsi="Arial" w:cs="Arial"/>
+                <w:sz w:val="22"/>
+                <w:lang w:eastAsia="en-US"/>
+              </w:rPr>
+              <w:t>notificationId</w:t>
+            </w:r>
+          </w:p>
+        </w:tc>
+        <w:tc>
+          <w:tcPr>
+            <w:tcW w:w="0" w:type="auto"/>
+            <w:hideMark/>
+          </w:tcPr>
+          <w:p>
+            <w:pPr>
+              <w:cnfStyle w:val="000000100000" w:firstRow="0" w:lastRow="0" w:firstColumn="0" w:lastColumn="0" w:oddVBand="0" w:evenVBand="0" w:oddHBand="1" w:evenHBand="0" w:firstRowFirstColumn="0" w:firstRowLastColumn="0" w:lastRowFirstColumn="0" w:lastRowLastColumn="0"/>
+              <w:rPr>
+                <w:rFonts w:ascii="Arial" w:eastAsia="Times New Roman" w:hAnsi="Arial" w:cs="Arial"/>
+                <w:sz w:val="22"/>
+                <w:lang w:eastAsia="en-US"/>
+              </w:rPr>
+            </w:pPr>
+            <w:r>
+              <w:rPr>
+                <w:rFonts w:ascii="Arial" w:eastAsia="Times New Roman" w:hAnsi="Arial" w:cs="Arial"/>
+                <w:sz w:val="22"/>
+                <w:lang w:eastAsia="en-US"/>
+              </w:rPr>
+              <w:t>String</w:t>
+            </w:r>
+          </w:p>
+        </w:tc>
+        <w:tc>
+          <w:tcPr>
+            <w:tcW w:w="0" w:type="auto"/>
+            <w:hideMark/>
+          </w:tcPr>
+          <w:p>
+            <w:pPr>
+              <w:cnfStyle w:val="000000100000" w:firstRow="0" w:lastRow="0" w:firstColumn="0" w:lastColumn="0" w:oddVBand="0" w:evenVBand="0" w:oddHBand="1" w:evenHBand="0" w:firstRowFirstColumn="0" w:firstRowLastColumn="0" w:lastRowFirstColumn="0" w:lastRowLastColumn="0"/>
+              <w:rPr>
+                <w:rFonts w:ascii="Arial" w:eastAsia="Times New Roman" w:hAnsi="Arial" w:cs="Arial"/>
+                <w:sz w:val="22"/>
+                <w:lang w:eastAsia="en-US"/>
+              </w:rPr>
+            </w:pPr>
+            <w:r>
+              <w:rPr>
+                <w:rFonts w:ascii="Arial" w:eastAsia="Times New Roman" w:hAnsi="Arial" w:cs="Arial"/>
+                <w:sz w:val="22"/>
+                <w:lang w:eastAsia="en-US"/>
+              </w:rPr>
+              <w:t>Yes</w:t>
+            </w:r>
+          </w:p>
+        </w:tc>
+        <w:tc>
+          <w:tcPr>
+            <w:tcW w:w="0" w:type="auto"/>
+            <w:hideMark/>
+          </w:tcPr>
+          <w:p>
+            <w:pPr>
+              <w:cnfStyle w:val="000000100000" w:firstRow="0" w:lastRow="0" w:firstColumn="0" w:lastColumn="0" w:oddVBand="0" w:evenVBand="0" w:oddHBand="1" w:evenHBand="0" w:firstRowFirstColumn="0" w:firstRowLastColumn="0" w:lastRowFirstColumn="0" w:lastRowLastColumn="0"/>
+              <w:rPr>
+                <w:rFonts w:ascii="Arial" w:eastAsia="Times New Roman" w:hAnsi="Arial" w:cs="Arial"/>
+                <w:sz w:val="22"/>
+                <w:lang w:eastAsia="en-US"/>
+              </w:rPr>
+            </w:pPr>
+            <w:r>
+              <w:rPr>
+                <w:rFonts w:ascii="Arial" w:eastAsia="Times New Roman" w:hAnsi="Arial" w:cs="Arial"/>
+                <w:sz w:val="22"/>
+                <w:lang w:eastAsia="en-US"/>
+              </w:rPr>
+              <w:t xml:space="preserve">Unique </w:t>
+            </w:r>
+            <w:r>
+              <w:rPr>
+                <w:rFonts w:ascii="Arial" w:eastAsia="Times New Roman" w:hAnsi="Arial" w:cs="Arial"/>
+                <w:sz w:val="22"/>
+                <w:lang w:eastAsia="en-US"/>
+              </w:rPr>
+              <w:t>notification request</w:t>
+            </w:r>
+            <w:r>
+              <w:rPr>
+                <w:rFonts w:ascii="Arial" w:eastAsia="Times New Roman" w:hAnsi="Arial" w:cs="Arial"/>
+                <w:sz w:val="22"/>
+                <w:lang w:eastAsia="en-US"/>
+              </w:rPr>
+              <w:t xml:space="preserve"> identifier</w:t>
+            </w:r>
+          </w:p>
+        </w:tc>
+      </w:tr>
+      <w:tr>
+        <w:tc>
+          <w:tcPr>
+            <w:cnfStyle w:val="001000000000" w:firstRow="0" w:lastRow="0" w:firstColumn="1" w:lastColumn="0" w:oddVBand="0" w:evenVBand="0" w:oddHBand="0" w:evenHBand="0" w:firstRowFirstColumn="0" w:firstRowLastColumn="0" w:lastRowFirstColumn="0" w:lastRowLastColumn="0"/>
+            <w:tcW w:w="0" w:type="auto"/>
+          </w:tcPr>
+          <w:p>
+            <w:pPr>
+              <w:rPr>
+                <w:rFonts w:ascii="Arial" w:eastAsia="Times New Roman" w:hAnsi="Arial" w:cs="Arial"/>
+                <w:sz w:val="22"/>
+                <w:lang w:eastAsia="en-US"/>
+              </w:rPr>
+            </w:pPr>
+            <w:r>
+              <w:rPr>
+                <w:rFonts w:ascii="Arial" w:eastAsia="Times New Roman" w:hAnsi="Arial" w:cs="Arial"/>
+                <w:sz w:val="22"/>
+                <w:lang w:eastAsia="en-US"/>
+              </w:rPr>
+              <w:t>status</w:t>
+            </w:r>
+          </w:p>
+        </w:tc>
+        <w:tc>
+          <w:tcPr>
+            <w:tcW w:w="0" w:type="auto"/>
+          </w:tcPr>
+          <w:p>
+            <w:pPr>
+              <w:cnfStyle w:val="000000000000" w:firstRow="0" w:lastRow="0" w:firstColumn="0" w:lastColumn="0" w:oddVBand="0" w:evenVBand="0" w:oddHBand="0" w:evenHBand="0" w:firstRowFirstColumn="0" w:firstRowLastColumn="0" w:lastRowFirstColumn="0" w:lastRowLastColumn="0"/>
+              <w:rPr>
+                <w:rFonts w:ascii="Arial" w:eastAsia="Times New Roman" w:hAnsi="Arial" w:cs="Arial"/>
+                <w:sz w:val="22"/>
+                <w:lang w:eastAsia="en-US"/>
+              </w:rPr>
+            </w:pPr>
+            <w:r>
+              <w:rPr>
+                <w:rFonts w:ascii="Arial" w:eastAsia="Times New Roman" w:hAnsi="Arial" w:cs="Arial"/>
+                <w:sz w:val="22"/>
+                <w:lang w:eastAsia="en-US"/>
+              </w:rPr>
+              <w:t>String</w:t>
+            </w:r>
+          </w:p>
+        </w:tc>
+        <w:tc>
+          <w:tcPr>
+            <w:tcW w:w="0" w:type="auto"/>
+          </w:tcPr>
+          <w:p>
+            <w:pPr>
+              <w:cnfStyle w:val="000000000000" w:firstRow="0" w:lastRow="0" w:firstColumn="0" w:lastColumn="0" w:oddVBand="0" w:evenVBand="0" w:oddHBand="0" w:evenHBand="0" w:firstRowFirstColumn="0" w:firstRowLastColumn="0" w:lastRowFirstColumn="0" w:lastRowLastColumn="0"/>
+              <w:rPr>
+                <w:rFonts w:ascii="Arial" w:eastAsia="Times New Roman" w:hAnsi="Arial" w:cs="Arial"/>
+                <w:sz w:val="22"/>
+                <w:lang w:eastAsia="en-US"/>
+              </w:rPr>
+            </w:pPr>
+            <w:r>
+              <w:rPr>
+                <w:rFonts w:ascii="Arial" w:eastAsia="Times New Roman" w:hAnsi="Arial" w:cs="Arial"/>
+                <w:sz w:val="22"/>
+                <w:lang w:eastAsia="en-US"/>
+              </w:rPr>
+              <w:t>Yes</w:t>
+            </w:r>
+          </w:p>
+        </w:tc>
+        <w:tc>
+          <w:tcPr>
+            <w:tcW w:w="0" w:type="auto"/>
+          </w:tcPr>
+          <w:p>
+            <w:pPr>
+              <w:cnfStyle w:val="000000000000" w:firstRow="0" w:lastRow="0" w:firstColumn="0" w:lastColumn="0" w:oddVBand="0" w:evenVBand="0" w:oddHBand="0" w:evenHBand="0" w:firstRowFirstColumn="0" w:firstRowLastColumn="0" w:lastRowFirstColumn="0" w:lastRowLastColumn="0"/>
+              <w:rPr>
+                <w:rFonts w:ascii="Arial" w:eastAsia="Times New Roman" w:hAnsi="Arial" w:cs="Arial"/>
+                <w:sz w:val="22"/>
+                <w:lang w:eastAsia="en-US"/>
+              </w:rPr>
+            </w:pPr>
+            <w:r>
+              <w:rPr>
+                <w:rFonts w:ascii="Arial" w:eastAsia="Times New Roman" w:hAnsi="Arial" w:cs="Arial"/>
+                <w:sz w:val="22"/>
+                <w:lang w:eastAsia="en-US"/>
+              </w:rPr>
+              <w:t>Delivery request status (SENT, QUEUED, FAILED, etc.)</w:t>
+            </w:r>
+          </w:p>
+        </w:tc>
+      </w:tr>
+      <w:tr>
+        <w:trPr>
+          <w:cnfStyle w:val="000000100000" w:firstRow="0" w:lastRow="0" w:firstColumn="0" w:lastColumn="0" w:oddVBand="0" w:evenVBand="0" w:oddHBand="1" w:evenHBand="0" w:firstRowFirstColumn="0" w:firstRowLastColumn="0" w:lastRowFirstColumn="0" w:lastRowLastColumn="0"/>
+        </w:trPr>
+        <w:tc>
+          <w:tcPr>
+            <w:cnfStyle w:val="001000000000" w:firstRow="0" w:lastRow="0" w:firstColumn="1" w:lastColumn="0" w:oddVBand="0" w:evenVBand="0" w:oddHBand="0" w:evenHBand="0" w:firstRowFirstColumn="0" w:firstRowLastColumn="0" w:lastRowFirstColumn="0" w:lastRowLastColumn="0"/>
+            <w:tcW w:w="0" w:type="auto"/>
+          </w:tcPr>
+          <w:p>
+            <w:pPr>
+              <w:rPr>
+                <w:rFonts w:ascii="Arial" w:eastAsia="Times New Roman" w:hAnsi="Arial" w:cs="Arial"/>
+                <w:sz w:val="22"/>
+                <w:lang w:eastAsia="en-US"/>
+              </w:rPr>
+            </w:pPr>
+            <w:r>
+              <w:rPr>
+                <w:rFonts w:ascii="Arial" w:eastAsia="Times New Roman" w:hAnsi="Arial" w:cs="Arial"/>
+                <w:sz w:val="22"/>
+                <w:lang w:eastAsia="en-US"/>
+              </w:rPr>
+              <w:t>deliveryTimestamp</w:t>
+            </w:r>
+          </w:p>
+        </w:tc>
+        <w:tc>
+          <w:tcPr>
+            <w:tcW w:w="0" w:type="auto"/>
+          </w:tcPr>
+          <w:p>
+            <w:pPr>
+              <w:cnfStyle w:val="000000100000" w:firstRow="0" w:lastRow="0" w:firstColumn="0" w:lastColumn="0" w:oddVBand="0" w:evenVBand="0" w:oddHBand="1" w:evenHBand="0" w:firstRowFirstColumn="0" w:firstRowLastColumn="0" w:lastRowFirstColumn="0" w:lastRowLastColumn="0"/>
+              <w:rPr>
+                <w:rFonts w:ascii="Arial" w:eastAsia="Times New Roman" w:hAnsi="Arial" w:cs="Arial"/>
+                <w:sz w:val="22"/>
+                <w:lang w:eastAsia="en-US"/>
+              </w:rPr>
+            </w:pPr>
+            <w:r>
+              <w:rPr>
+                <w:rFonts w:ascii="Arial" w:eastAsia="Times New Roman" w:hAnsi="Arial" w:cs="Arial"/>
+                <w:sz w:val="22"/>
+                <w:lang w:eastAsia="en-US"/>
+              </w:rPr>
+              <w:t>String</w:t>
+            </w:r>
+          </w:p>
+        </w:tc>
+        <w:tc>
+          <w:tcPr>
+            <w:tcW w:w="0" w:type="auto"/>
+          </w:tcPr>
+          <w:p>
+            <w:pPr>
+              <w:cnfStyle w:val="000000100000" w:firstRow="0" w:lastRow="0" w:firstColumn="0" w:lastColumn="0" w:oddVBand="0" w:evenVBand="0" w:oddHBand="1" w:evenHBand="0" w:firstRowFirstColumn="0" w:firstRowLastColumn="0" w:lastRowFirstColumn="0" w:lastRowLastColumn="0"/>
+              <w:rPr>
+                <w:rFonts w:ascii="Arial" w:eastAsia="Times New Roman" w:hAnsi="Arial" w:cs="Arial"/>
+                <w:sz w:val="22"/>
+                <w:lang w:eastAsia="en-US"/>
+              </w:rPr>
+            </w:pPr>
+            <w:r>
+              <w:rPr>
+                <w:rFonts w:ascii="Arial" w:eastAsia="Times New Roman" w:hAnsi="Arial" w:cs="Arial"/>
+                <w:sz w:val="22"/>
+                <w:lang w:eastAsia="en-US"/>
+              </w:rPr>
+              <w:t>Yes</w:t>
+            </w:r>
+          </w:p>
+        </w:tc>
+        <w:tc>
+          <w:tcPr>
+            <w:tcW w:w="0" w:type="auto"/>
+          </w:tcPr>
+          <w:p>
+            <w:pPr>
+              <w:cnfStyle w:val="000000100000" w:firstRow="0" w:lastRow="0" w:firstColumn="0" w:lastColumn="0" w:oddVBand="0" w:evenVBand="0" w:oddHBand="1" w:evenHBand="0" w:firstRowFirstColumn="0" w:firstRowLastColumn="0" w:lastRowFirstColumn="0" w:lastRowLastColumn="0"/>
+              <w:rPr>
+                <w:rFonts w:ascii="Arial" w:eastAsia="Times New Roman" w:hAnsi="Arial" w:cs="Arial"/>
+                <w:sz w:val="22"/>
+                <w:lang w:eastAsia="en-US"/>
+              </w:rPr>
+            </w:pPr>
+            <w:r>
+              <w:rPr>
+                <w:rFonts w:ascii="Arial" w:eastAsia="Times New Roman" w:hAnsi="Arial" w:cs="Arial"/>
+                <w:sz w:val="22"/>
+                <w:lang w:eastAsia="en-US"/>
+              </w:rPr>
+              <w:t>Timestamp of when notification was processed</w:t>
+            </w:r>
+          </w:p>
+        </w:tc>
+      </w:tr>
+      <w:tr>
+        <w:tc>
+          <w:tcPr>
+            <w:cnfStyle w:val="001000000000" w:firstRow="0" w:lastRow="0" w:firstColumn="1" w:lastColumn="0" w:oddVBand="0" w:evenVBand="0" w:oddHBand="0" w:evenHBand="0" w:firstRowFirstColumn="0" w:firstRowLastColumn="0" w:lastRowFirstColumn="0" w:lastRowLastColumn="0"/>
+            <w:tcW w:w="0" w:type="auto"/>
+          </w:tcPr>
+          <w:p>
+            <w:pPr>
+              <w:rPr>
+                <w:rFonts w:ascii="Arial" w:eastAsia="Times New Roman" w:hAnsi="Arial" w:cs="Arial"/>
+                <w:sz w:val="22"/>
+                <w:lang w:eastAsia="en-US"/>
+              </w:rPr>
+            </w:pPr>
+            <w:r>
+              <w:rPr>
+                <w:rFonts w:ascii="Arial" w:eastAsia="Times New Roman" w:hAnsi="Arial" w:cs="Arial"/>
+                <w:sz w:val="22"/>
+                <w:lang w:eastAsia="en-US"/>
+              </w:rPr>
+              <w:t>successfulDevices</w:t>
+            </w:r>
+          </w:p>
+        </w:tc>
+        <w:tc>
+          <w:tcPr>
+            <w:tcW w:w="0" w:type="auto"/>
+          </w:tcPr>
+          <w:p>
+            <w:pPr>
+              <w:cnfStyle w:val="000000000000" w:firstRow="0" w:lastRow="0" w:firstColumn="0" w:lastColumn="0" w:oddVBand="0" w:evenVBand="0" w:oddHBand="0" w:evenHBand="0" w:firstRowFirstColumn="0" w:firstRowLastColumn="0" w:lastRowFirstColumn="0" w:lastRowLastColumn="0"/>
+              <w:rPr>
+                <w:rFonts w:ascii="Arial" w:eastAsia="Times New Roman" w:hAnsi="Arial" w:cs="Arial"/>
+                <w:sz w:val="22"/>
+                <w:lang w:eastAsia="en-US"/>
+              </w:rPr>
+            </w:pPr>
+            <w:r>
+              <w:rPr>
+                <w:rFonts w:ascii="Arial" w:eastAsia="Times New Roman" w:hAnsi="Arial" w:cs="Arial"/>
+                <w:sz w:val="22"/>
+                <w:lang w:eastAsia="en-US"/>
+              </w:rPr>
+              <w:t>Integer</w:t>
+            </w:r>
+          </w:p>
+        </w:tc>
+        <w:tc>
+          <w:tcPr>
+            <w:tcW w:w="0" w:type="auto"/>
+          </w:tcPr>
+          <w:p>
+            <w:pPr>
+              <w:cnfStyle w:val="000000000000" w:firstRow="0" w:lastRow="0" w:firstColumn="0" w:lastColumn="0" w:oddVBand="0" w:evenVBand="0" w:oddHBand="0" w:evenHBand="0" w:firstRowFirstColumn="0" w:firstRowLastColumn="0" w:lastRowFirstColumn="0" w:lastRowLastColumn="0"/>
+              <w:rPr>
+                <w:rFonts w:ascii="Arial" w:eastAsia="Times New Roman" w:hAnsi="Arial" w:cs="Arial"/>
+                <w:sz w:val="22"/>
+                <w:lang w:eastAsia="en-US"/>
+              </w:rPr>
+            </w:pPr>
+            <w:r>
+              <w:rPr>
+                <w:rFonts w:ascii="Arial" w:eastAsia="Times New Roman" w:hAnsi="Arial" w:cs="Arial"/>
+                <w:sz w:val="22"/>
+                <w:lang w:eastAsia="en-US"/>
+              </w:rPr>
+              <w:t>No</w:t>
+            </w:r>
+          </w:p>
+        </w:tc>
+        <w:tc>
+          <w:tcPr>
+            <w:tcW w:w="0" w:type="auto"/>
+          </w:tcPr>
+          <w:p>
+            <w:pPr>
+              <w:cnfStyle w:val="000000000000" w:firstRow="0" w:lastRow="0" w:firstColumn="0" w:lastColumn="0" w:oddVBand="0" w:evenVBand="0" w:oddHBand="0" w:evenHBand="0" w:firstRowFirstColumn="0" w:firstRowLastColumn="0" w:lastRowFirstColumn="0" w:lastRowLastColumn="0"/>
+              <w:rPr>
+                <w:rFonts w:ascii="Arial" w:eastAsia="Times New Roman" w:hAnsi="Arial" w:cs="Arial"/>
+                <w:sz w:val="22"/>
+                <w:lang w:eastAsia="en-US"/>
+              </w:rPr>
+            </w:pPr>
+            <w:r>
+              <w:rPr>
+                <w:rFonts w:ascii="Arial" w:eastAsia="Times New Roman" w:hAnsi="Arial" w:cs="Arial"/>
+                <w:sz w:val="22"/>
+                <w:lang w:eastAsia="en-US"/>
+              </w:rPr>
+              <w:t>Number of devices successfully received notification</w:t>
+            </w:r>
+          </w:p>
+        </w:tc>
+      </w:tr>
+      <w:tr>
+        <w:trPr>
+          <w:cnfStyle w:val="000000100000" w:firstRow="0" w:lastRow="0" w:firstColumn="0" w:lastColumn="0" w:oddVBand="0" w:evenVBand="0" w:oddHBand="1" w:evenHBand="0" w:firstRowFirstColumn="0" w:firstRowLastColumn="0" w:lastRowFirstColumn="0" w:lastRowLastColumn="0"/>
+        </w:trPr>
+        <w:tc>
+          <w:tcPr>
+            <w:cnfStyle w:val="001000000000" w:firstRow="0" w:lastRow="0" w:firstColumn="1" w:lastColumn="0" w:oddVBand="0" w:evenVBand="0" w:oddHBand="0" w:evenHBand="0" w:firstRowFirstColumn="0" w:firstRowLastColumn="0" w:lastRowFirstColumn="0" w:lastRowLastColumn="0"/>
+            <w:tcW w:w="0" w:type="auto"/>
+          </w:tcPr>
+          <w:p>
+            <w:pPr>
+              <w:rPr>
+                <w:rFonts w:ascii="Arial" w:eastAsia="Times New Roman" w:hAnsi="Arial" w:cs="Arial"/>
+                <w:sz w:val="22"/>
+                <w:lang w:eastAsia="en-US"/>
+              </w:rPr>
+            </w:pPr>
+            <w:r>
+              <w:rPr>
+                <w:rFonts w:ascii="Arial" w:eastAsia="Times New Roman" w:hAnsi="Arial" w:cs="Arial"/>
+                <w:sz w:val="22"/>
+                <w:lang w:eastAsia="en-US"/>
+              </w:rPr>
+              <w:t>failedDevices</w:t>
+            </w:r>
+          </w:p>
+        </w:tc>
+        <w:tc>
+          <w:tcPr>
+            <w:tcW w:w="0" w:type="auto"/>
+          </w:tcPr>
+          <w:p>
+            <w:pPr>
+              <w:cnfStyle w:val="000000100000" w:firstRow="0" w:lastRow="0" w:firstColumn="0" w:lastColumn="0" w:oddVBand="0" w:evenVBand="0" w:oddHBand="1" w:evenHBand="0" w:firstRowFirstColumn="0" w:firstRowLastColumn="0" w:lastRowFirstColumn="0" w:lastRowLastColumn="0"/>
+              <w:rPr>
+                <w:rFonts w:ascii="Arial" w:eastAsia="Times New Roman" w:hAnsi="Arial" w:cs="Arial"/>
+                <w:sz w:val="22"/>
+                <w:lang w:eastAsia="en-US"/>
+              </w:rPr>
+            </w:pPr>
+            <w:r>
+              <w:rPr>
+                <w:rFonts w:ascii="Arial" w:eastAsia="Times New Roman" w:hAnsi="Arial" w:cs="Arial"/>
+                <w:sz w:val="22"/>
+                <w:lang w:eastAsia="en-US"/>
+              </w:rPr>
+              <w:t>Integer</w:t>
+            </w:r>
+          </w:p>
+        </w:tc>
+        <w:tc>
+          <w:tcPr>
+            <w:tcW w:w="0" w:type="auto"/>
+          </w:tcPr>
+          <w:p>
+            <w:pPr>
+              <w:cnfStyle w:val="000000100000" w:firstRow="0" w:lastRow="0" w:firstColumn="0" w:lastColumn="0" w:oddVBand="0" w:evenVBand="0" w:oddHBand="1" w:evenHBand="0" w:firstRowFirstColumn="0" w:firstRowLastColumn="0" w:lastRowFirstColumn="0" w:lastRowLastColumn="0"/>
+              <w:rPr>
+                <w:rFonts w:ascii="Arial" w:eastAsia="Times New Roman" w:hAnsi="Arial" w:cs="Arial"/>
+                <w:sz w:val="22"/>
+                <w:lang w:eastAsia="en-US"/>
+              </w:rPr>
+            </w:pPr>
+            <w:r>
+              <w:rPr>
+                <w:rFonts w:ascii="Arial" w:eastAsia="Times New Roman" w:hAnsi="Arial" w:cs="Arial"/>
+                <w:sz w:val="22"/>
+                <w:lang w:eastAsia="en-US"/>
+              </w:rPr>
+              <w:t>No</w:t>
+            </w:r>
+          </w:p>
+        </w:tc>
+        <w:tc>
+          <w:tcPr>
+            <w:tcW w:w="0" w:type="auto"/>
+          </w:tcPr>
+          <w:p>
+            <w:pPr>
+              <w:cnfStyle w:val="000000100000" w:firstRow="0" w:lastRow="0" w:firstColumn="0" w:lastColumn="0" w:oddVBand="0" w:evenVBand="0" w:oddHBand="1" w:evenHBand="0" w:firstRowFirstColumn="0" w:firstRowLastColumn="0" w:lastRowFirstColumn="0" w:lastRowLastColumn="0"/>
+              <w:rPr>
+                <w:rFonts w:ascii="Arial" w:eastAsia="Times New Roman" w:hAnsi="Arial" w:cs="Arial"/>
+                <w:sz w:val="22"/>
+                <w:lang w:eastAsia="en-US"/>
+              </w:rPr>
+            </w:pPr>
+            <w:r>
+              <w:rPr>
+                <w:rFonts w:ascii="Arial" w:eastAsia="Times New Roman" w:hAnsi="Arial" w:cs="Arial"/>
+                <w:sz w:val="22"/>
+                <w:lang w:eastAsia="en-US"/>
+              </w:rPr>
+              <w:t xml:space="preserve">Number of devices </w:t>
+            </w:r>
+            <w:r>
+              <w:rPr>
+                <w:rFonts w:ascii="Arial" w:eastAsia="Times New Roman" w:hAnsi="Arial" w:cs="Arial"/>
+                <w:sz w:val="22"/>
+                <w:lang w:eastAsia="en-US"/>
+              </w:rPr>
+              <w:t>un</w:t>
+            </w:r>
+            <w:r>
+              <w:rPr>
+                <w:rFonts w:ascii="Arial" w:eastAsia="Times New Roman" w:hAnsi="Arial" w:cs="Arial"/>
+                <w:sz w:val="22"/>
+                <w:lang w:eastAsia="en-US"/>
+              </w:rPr>
+              <w:t>successfully received notification</w:t>
+            </w:r>
+          </w:p>
+        </w:tc>
+      </w:tr>
+      <w:tr>
+        <w:tc>
+          <w:tcPr>
+            <w:cnfStyle w:val="001000000000" w:firstRow="0" w:lastRow="0" w:firstColumn="1" w:lastColumn="0" w:oddVBand="0" w:evenVBand="0" w:oddHBand="0" w:evenHBand="0" w:firstRowFirstColumn="0" w:firstRowLastColumn="0" w:lastRowFirstColumn="0" w:lastRowLastColumn="0"/>
+            <w:tcW w:w="0" w:type="auto"/>
+          </w:tcPr>
+          <w:p>
+            <w:pPr>
+              <w:rPr>
+                <w:rFonts w:ascii="Arial" w:eastAsia="Times New Roman" w:hAnsi="Arial" w:cs="Arial"/>
+                <w:sz w:val="22"/>
+                <w:lang w:eastAsia="en-US"/>
+              </w:rPr>
+            </w:pPr>
+            <w:r>
+              <w:rPr>
+                <w:rFonts w:ascii="Arial" w:eastAsia="Times New Roman" w:hAnsi="Arial" w:cs="Arial"/>
+                <w:sz w:val="22"/>
+                <w:lang w:eastAsia="en-US"/>
+              </w:rPr>
+              <w:t>errors</w:t>
+            </w:r>
+          </w:p>
+        </w:tc>
+        <w:tc>
+          <w:tcPr>
+            <w:tcW w:w="0" w:type="auto"/>
+          </w:tcPr>
+          <w:p>
+            <w:pPr>
+              <w:cnfStyle w:val="000000000000" w:firstRow="0" w:lastRow="0" w:firstColumn="0" w:lastColumn="0" w:oddVBand="0" w:evenVBand="0" w:oddHBand="0" w:evenHBand="0" w:firstRowFirstColumn="0" w:firstRowLastColumn="0" w:lastRowFirstColumn="0" w:lastRowLastColumn="0"/>
+              <w:rPr>
+                <w:rFonts w:ascii="Arial" w:eastAsia="Times New Roman" w:hAnsi="Arial" w:cs="Arial"/>
+                <w:sz w:val="22"/>
+                <w:lang w:eastAsia="en-US"/>
+              </w:rPr>
+            </w:pPr>
+            <w:r>
+              <w:rPr>
+                <w:rFonts w:ascii="Arial" w:eastAsia="Times New Roman" w:hAnsi="Arial" w:cs="Arial"/>
+                <w:sz w:val="22"/>
+                <w:lang w:eastAsia="en-US"/>
+              </w:rPr>
+              <w:t>Object</w:t>
+            </w:r>
+          </w:p>
+        </w:tc>
+        <w:tc>
+          <w:tcPr>
+            <w:tcW w:w="0" w:type="auto"/>
+          </w:tcPr>
+          <w:p>
+            <w:pPr>
+              <w:cnfStyle w:val="000000000000" w:firstRow="0" w:lastRow="0" w:firstColumn="0" w:lastColumn="0" w:oddVBand="0" w:evenVBand="0" w:oddHBand="0" w:evenHBand="0" w:firstRowFirstColumn="0" w:firstRowLastColumn="0" w:lastRowFirstColumn="0" w:lastRowLastColumn="0"/>
+              <w:rPr>
+                <w:rFonts w:ascii="Arial" w:eastAsia="Times New Roman" w:hAnsi="Arial" w:cs="Arial"/>
+                <w:sz w:val="22"/>
+                <w:lang w:eastAsia="en-US"/>
+              </w:rPr>
+            </w:pPr>
+            <w:r>
+              <w:rPr>
+                <w:rFonts w:ascii="Arial" w:eastAsia="Times New Roman" w:hAnsi="Arial" w:cs="Arial"/>
+                <w:sz w:val="22"/>
+                <w:lang w:eastAsia="en-US"/>
+              </w:rPr>
+              <w:t>No</w:t>
+            </w:r>
+          </w:p>
+        </w:tc>
+        <w:tc>
+          <w:tcPr>
+            <w:tcW w:w="0" w:type="auto"/>
+          </w:tcPr>
+          <w:p>
+            <w:pPr>
+              <w:cnfStyle w:val="000000000000" w:firstRow="0" w:lastRow="0" w:firstColumn="0" w:lastColumn="0" w:oddVBand="0" w:evenVBand="0" w:oddHBand="0" w:evenHBand="0" w:firstRowFirstColumn="0" w:firstRowLastColumn="0" w:lastRowFirstColumn="0" w:lastRowLastColumn="0"/>
+              <w:rPr>
+                <w:rFonts w:ascii="Arial" w:eastAsia="Times New Roman" w:hAnsi="Arial" w:cs="Arial"/>
+                <w:sz w:val="22"/>
+                <w:lang w:eastAsia="en-US"/>
+              </w:rPr>
+            </w:pPr>
+            <w:r>
+              <w:rPr>
+                <w:rFonts w:ascii="Arial" w:eastAsia="Times New Roman" w:hAnsi="Arial" w:cs="Arial"/>
+                <w:sz w:val="22"/>
+                <w:lang w:eastAsia="en-US"/>
+              </w:rPr>
+              <w:t>Error details for failed deliveries if applicable</w:t>
             </w:r>
           </w:p>
         </w:tc>
